--- a/klagomål/A 49573-2025 FSC-klagomål.docx
+++ b/klagomål/A 49573-2025 FSC-klagomål.docx
@@ -675,7 +675,7 @@
     <w:r>
       <w:tab/>
       <w:tab/>
-      <w:t>2026-06-18</w:t>
+      <w:t>2026-06-19</w:t>
       <w:br/>
       <w:br/>
     </w:r>

--- a/klagomål/A 49573-2025 FSC-klagomål.docx
+++ b/klagomål/A 49573-2025 FSC-klagomål.docx
@@ -675,7 +675,7 @@
     <w:r>
       <w:tab/>
       <w:tab/>
-      <w:t>2026-06-19</w:t>
+      <w:t>2026-06-20</w:t>
       <w:br/>
       <w:br/>
     </w:r>

--- a/klagomål/A 49573-2025 FSC-klagomål.docx
+++ b/klagomål/A 49573-2025 FSC-klagomål.docx
@@ -168,38 +168,7 @@
     </w:p>
     <w:p>
       <w:r>
-        <w:t>Detta dokument behandlar höga naturvärden i avverkningsanmälan A 49573-2025 i Bergs kommun som inkom 2025-10-09 och omfattar 1,9 ha.</w:t>
-      </w:r>
-    </w:p>
-    <w:p>
-      <w:r>
-        <w:t>Nedan presenteras fynd av naturvårdsarter som gjorts i det avverkningsanmälda området, samt relevanta utdrag ur standarderna för FSC, Chain of Custody, Controlled Wood och PEFC.</w:t>
-      </w:r>
-    </w:p>
-    <w:p>
-      <w:r>
-        <w:t>Vi förväntar oss att ni återkommer med ett skriftligt svar på vårt klagomål och även beskriver vilka korrigerande åtgärder ni satt in för att rätta till identifierade brister i er efterlevnad av den svenska FSC standarden.</w:t>
-      </w:r>
-    </w:p>
-    <w:p>
-      <w:pPr>
-        <w:pStyle w:val="Heading1"/>
-      </w:pPr>
-      <w:r>
-        <w:t>Naturvårdsarter</w:t>
-      </w:r>
-    </w:p>
-    <w:p>
-      <w:r>
-        <w:t>Inom 1 meter från avverkningsanmälan har följande 1 naturvårdsarter hittats: dvärgbägarlav (NT, T). Av dessa är 1 rödlistade. För rödlistade arter har rödlistekategorin angivits inom parentes. Typiska arter inom Natura 2000 som är kopplade till skogsekosystem har markerats med (T).</w:t>
-      </w:r>
-    </w:p>
-    <w:p>
-      <w:r>
-        <w:t>De påträffade naturvårdsarterna är ett tydligt kvitto på att det rör sig om en skog med höga naturvärden.</w:t>
-      </w:r>
-      <w:r>
-        <w:t xml:space="preserve"> I Figur 1 visas fyndplatser för naturvårdsarter i området, som finns registrerade på Artportalen.</w:t>
+        <w:t>Detta klagomål behandlar höga naturvärden i avverkningsanmälan A 49573-2025 i Bergs kommun som inkom 2025-10-09 och omfattar 1,9 ha.</w:t>
       </w:r>
     </w:p>
     <w:p>
@@ -209,7 +178,7 @@
       <w:r>
         <w:drawing>
           <wp:inline xmlns:a="http://schemas.openxmlformats.org/drawingml/2006/main" xmlns:pic="http://schemas.openxmlformats.org/drawingml/2006/picture">
-            <wp:extent cx="5179794" cy="5688000"/>
+            <wp:extent cx="5212577" cy="5724000"/>
             <wp:docPr id="1" name="Picture 1"/>
             <wp:cNvGraphicFramePr>
               <a:graphicFrameLocks noChangeAspect="1"/>
@@ -230,7 +199,7 @@
                   <pic:spPr>
                     <a:xfrm>
                       <a:off x="0" y="0"/>
-                      <a:ext cx="5179794" cy="5688000"/>
+                      <a:ext cx="5212577" cy="5724000"/>
                     </a:xfrm>
                     <a:prstGeom prst="rect"/>
                   </pic:spPr>
@@ -247,7 +216,35 @@
         <w:spacing w:after="240"/>
       </w:pPr>
       <w:r>
-        <w:t>Figur 1. Fyndplatser för naturvårdsarter inom 1 meter från avverkningsanmälan (röd linje). Markörer utan svart kant är placerade på fyndplatsen. Markörer med svart kant är placerade vid sidan av fyndplatsen och har ett svart streck som visar fyndplatsens exakta position. Kartans mittpunktskoordinat är N 6966334, E 414087 i SWEREF 99 TM.</w:t>
+        <w:t>Figur 1. Fyndplatser för naturvårdsarter inom 1 meter från avverkningsanmälan. Markörer utan svart kant är placerade på fyndplatsen. Markörer med svart kant är placerade vid sidan av fyndplatsen har ett svart streck som visar fyndplatsens exakta position. Kartans mittpunktskoordinat är N 6966334, E 414087 i SWEREF 99 TM.</w:t>
+      </w:r>
+    </w:p>
+    <w:p>
+      <w:r>
+        <w:t>Inom 1 meter från avverkningsanmälan finns fynd av 1 naturvårdsarter, varav 1 är rödlistad och 1 är typisk (T): dvärgbägarlav (NT, T). Se Figur 1.</w:t>
+      </w:r>
+    </w:p>
+    <w:p>
+      <w:r>
+        <w:t>Nedan presenteras relevanta utdrag ur standarderna för FSC, Chain of Custody, Controlled Wood och PEFC.</w:t>
+      </w:r>
+    </w:p>
+    <w:p>
+      <w:r>
+        <w:t>Vi förväntar oss att ni återkommer med ett skriftligt svar på vårt klagomål och även beskriver vilka korrigerande åtgärder ni satt in för att rätta till identifierade brister i er efterlevnad av den svenska FSC standarden.</w:t>
+      </w:r>
+    </w:p>
+    <w:p>
+      <w:pPr>
+        <w:pStyle w:val="Heading1"/>
+      </w:pPr>
+      <w:r>
+        <w:t>Naturvårdsarter och fridlysta arter</w:t>
+      </w:r>
+    </w:p>
+    <w:p>
+      <w:r>
+        <w:t>Nedan följer beskrivningar av de naturvårdsarter och fridlysta arter som har sina livsmiljöer och växtplatser i den avverkningsanmälda skogen. De påträffade naturvårdsarterna är ett tydligt kvitto på att det rör sig om en skog med höga naturvärden.</w:t>
       </w:r>
     </w:p>
     <w:p>
@@ -675,7 +672,7 @@
     <w:r>
       <w:tab/>
       <w:tab/>
-      <w:t>2026-06-20</w:t>
+      <w:t>2026-06-21</w:t>
       <w:br/>
       <w:br/>
     </w:r>

--- a/klagomål/A 49573-2025 FSC-klagomål.docx
+++ b/klagomål/A 49573-2025 FSC-klagomål.docx
@@ -672,7 +672,7 @@
     <w:r>
       <w:tab/>
       <w:tab/>
-      <w:t>2026-06-21</w:t>
+      <w:t>2026-06-22</w:t>
       <w:br/>
       <w:br/>
     </w:r>

--- a/klagomål/A 49573-2025 FSC-klagomål.docx
+++ b/klagomål/A 49573-2025 FSC-klagomål.docx
@@ -672,7 +672,7 @@
     <w:r>
       <w:tab/>
       <w:tab/>
-      <w:t>2026-06-22</w:t>
+      <w:t>2026-06-23</w:t>
       <w:br/>
       <w:br/>
     </w:r>

--- a/klagomål/A 49573-2025 FSC-klagomål.docx
+++ b/klagomål/A 49573-2025 FSC-klagomål.docx
@@ -672,7 +672,7 @@
     <w:r>
       <w:tab/>
       <w:tab/>
-      <w:t>2026-06-23</w:t>
+      <w:t>2026-06-24</w:t>
       <w:br/>
       <w:br/>
     </w:r>

--- a/klagomål/A 49573-2025 FSC-klagomål.docx
+++ b/klagomål/A 49573-2025 FSC-klagomål.docx
@@ -672,7 +672,7 @@
     <w:r>
       <w:tab/>
       <w:tab/>
-      <w:t>2026-06-24</w:t>
+      <w:t>2026-06-25</w:t>
       <w:br/>
       <w:br/>
     </w:r>

--- a/klagomål/A 49573-2025 FSC-klagomål.docx
+++ b/klagomål/A 49573-2025 FSC-klagomål.docx
@@ -672,7 +672,7 @@
     <w:r>
       <w:tab/>
       <w:tab/>
-      <w:t>2026-06-25</w:t>
+      <w:t>2026-06-26</w:t>
       <w:br/>
       <w:br/>
     </w:r>

--- a/klagomål/A 49573-2025 FSC-klagomål.docx
+++ b/klagomål/A 49573-2025 FSC-klagomål.docx
@@ -672,7 +672,7 @@
     <w:r>
       <w:tab/>
       <w:tab/>
-      <w:t>2026-06-26</w:t>
+      <w:t>2026-06-27</w:t>
       <w:br/>
       <w:br/>
     </w:r>

--- a/klagomål/A 49573-2025 FSC-klagomål.docx
+++ b/klagomål/A 49573-2025 FSC-klagomål.docx
@@ -672,7 +672,7 @@
     <w:r>
       <w:tab/>
       <w:tab/>
-      <w:t>2026-06-27</w:t>
+      <w:t>2026-06-28</w:t>
       <w:br/>
       <w:br/>
     </w:r>

--- a/klagomål/A 49573-2025 FSC-klagomål.docx
+++ b/klagomål/A 49573-2025 FSC-klagomål.docx
@@ -672,7 +672,7 @@
     <w:r>
       <w:tab/>
       <w:tab/>
-      <w:t>2026-06-28</w:t>
+      <w:t>2026-06-29</w:t>
       <w:br/>
       <w:br/>
     </w:r>

--- a/klagomål/A 49573-2025 FSC-klagomål.docx
+++ b/klagomål/A 49573-2025 FSC-klagomål.docx
@@ -672,7 +672,7 @@
     <w:r>
       <w:tab/>
       <w:tab/>
-      <w:t>2026-06-29</w:t>
+      <w:t>2026-06-30</w:t>
       <w:br/>
       <w:br/>
     </w:r>

--- a/klagomål/A 49573-2025 FSC-klagomål.docx
+++ b/klagomål/A 49573-2025 FSC-klagomål.docx
@@ -672,7 +672,7 @@
     <w:r>
       <w:tab/>
       <w:tab/>
-      <w:t>2026-06-30</w:t>
+      <w:t>2026-07-01</w:t>
       <w:br/>
       <w:br/>
     </w:r>

--- a/klagomål/A 49573-2025 FSC-klagomål.docx
+++ b/klagomål/A 49573-2025 FSC-klagomål.docx
@@ -672,7 +672,7 @@
     <w:r>
       <w:tab/>
       <w:tab/>
-      <w:t>2026-07-01</w:t>
+      <w:t>2026-07-02</w:t>
       <w:br/>
       <w:br/>
     </w:r>

--- a/klagomål/A 49573-2025 FSC-klagomål.docx
+++ b/klagomål/A 49573-2025 FSC-klagomål.docx
@@ -672,7 +672,7 @@
     <w:r>
       <w:tab/>
       <w:tab/>
-      <w:t>2026-07-13</w:t>
+      <w:t>2026-07-14</w:t>
       <w:br/>
       <w:br/>
     </w:r>

--- a/klagomål/A 49573-2025 FSC-klagomål.docx
+++ b/klagomål/A 49573-2025 FSC-klagomål.docx
@@ -672,7 +672,7 @@
     <w:r>
       <w:tab/>
       <w:tab/>
-      <w:t>2026-07-14</w:t>
+      <w:t>2026-07-15</w:t>
       <w:br/>
       <w:br/>
     </w:r>

--- a/klagomål/A 49573-2025 FSC-klagomål.docx
+++ b/klagomål/A 49573-2025 FSC-klagomål.docx
@@ -672,7 +672,7 @@
     <w:r>
       <w:tab/>
       <w:tab/>
-      <w:t>2026-07-15</w:t>
+      <w:t>2026-07-16</w:t>
       <w:br/>
       <w:br/>
     </w:r>

--- a/klagomål/A 49573-2025 FSC-klagomål.docx
+++ b/klagomål/A 49573-2025 FSC-klagomål.docx
@@ -672,7 +672,7 @@
     <w:r>
       <w:tab/>
       <w:tab/>
-      <w:t>2026-07-16</w:t>
+      <w:t>2026-07-17</w:t>
       <w:br/>
       <w:br/>
     </w:r>

--- a/klagomål/A 49573-2025 FSC-klagomål.docx
+++ b/klagomål/A 49573-2025 FSC-klagomål.docx
@@ -672,7 +672,7 @@
     <w:r>
       <w:tab/>
       <w:tab/>
-      <w:t>2026-07-17</w:t>
+      <w:t>2026-07-18</w:t>
       <w:br/>
       <w:br/>
     </w:r>

--- a/klagomål/A 49573-2025 FSC-klagomål.docx
+++ b/klagomål/A 49573-2025 FSC-klagomål.docx
@@ -672,7 +672,7 @@
     <w:r>
       <w:tab/>
       <w:tab/>
-      <w:t>2026-07-18</w:t>
+      <w:t>2026-07-19</w:t>
       <w:br/>
       <w:br/>
     </w:r>

--- a/klagomål/A 49573-2025 FSC-klagomål.docx
+++ b/klagomål/A 49573-2025 FSC-klagomål.docx
@@ -672,7 +672,7 @@
     <w:r>
       <w:tab/>
       <w:tab/>
-      <w:t>2026-07-19</w:t>
+      <w:t>2026-07-20</w:t>
       <w:br/>
       <w:br/>
     </w:r>

--- a/klagomål/A 49573-2025 FSC-klagomål.docx
+++ b/klagomål/A 49573-2025 FSC-klagomål.docx
@@ -672,7 +672,7 @@
     <w:r>
       <w:tab/>
       <w:tab/>
-      <w:t>2026-07-20</w:t>
+      <w:t>2026-07-21</w:t>
       <w:br/>
       <w:br/>
     </w:r>

--- a/klagomål/A 49573-2025 FSC-klagomål.docx
+++ b/klagomål/A 49573-2025 FSC-klagomål.docx
@@ -672,7 +672,7 @@
     <w:r>
       <w:tab/>
       <w:tab/>
-      <w:t>2026-07-21</w:t>
+      <w:t>2026-07-22</w:t>
       <w:br/>
       <w:br/>
     </w:r>

--- a/klagomål/A 49573-2025 FSC-klagomål.docx
+++ b/klagomål/A 49573-2025 FSC-klagomål.docx
@@ -672,7 +672,7 @@
     <w:r>
       <w:tab/>
       <w:tab/>
-      <w:t>2026-07-22</w:t>
+      <w:t>2026-07-23</w:t>
       <w:br/>
       <w:br/>
     </w:r>

--- a/klagomål/A 49573-2025 FSC-klagomål.docx
+++ b/klagomål/A 49573-2025 FSC-klagomål.docx
@@ -672,7 +672,7 @@
     <w:r>
       <w:tab/>
       <w:tab/>
-      <w:t>2026-07-23</w:t>
+      <w:t>2026-07-24</w:t>
       <w:br/>
       <w:br/>
     </w:r>

--- a/klagomål/A 49573-2025 FSC-klagomål.docx
+++ b/klagomål/A 49573-2025 FSC-klagomål.docx
@@ -672,7 +672,7 @@
     <w:r>
       <w:tab/>
       <w:tab/>
-      <w:t>2026-07-24</w:t>
+      <w:t>2026-07-25</w:t>
       <w:br/>
       <w:br/>
     </w:r>

--- a/klagomål/A 49573-2025 FSC-klagomål.docx
+++ b/klagomål/A 49573-2025 FSC-klagomål.docx
@@ -672,7 +672,7 @@
     <w:r>
       <w:tab/>
       <w:tab/>
-      <w:t>2026-07-25</w:t>
+      <w:t>2026-07-26</w:t>
       <w:br/>
       <w:br/>
     </w:r>

--- a/klagomål/A 49573-2025 FSC-klagomål.docx
+++ b/klagomål/A 49573-2025 FSC-klagomål.docx
@@ -672,7 +672,7 @@
     <w:r>
       <w:tab/>
       <w:tab/>
-      <w:t>2026-07-26</w:t>
+      <w:t>2026-07-27</w:t>
       <w:br/>
       <w:br/>
     </w:r>

--- a/klagomål/A 49573-2025 FSC-klagomål.docx
+++ b/klagomål/A 49573-2025 FSC-klagomål.docx
@@ -672,7 +672,7 @@
     <w:r>
       <w:tab/>
       <w:tab/>
-      <w:t>2026-07-27</w:t>
+      <w:t>2026-07-28</w:t>
       <w:br/>
       <w:br/>
     </w:r>

--- a/klagomål/A 49573-2025 FSC-klagomål.docx
+++ b/klagomål/A 49573-2025 FSC-klagomål.docx
@@ -672,7 +672,7 @@
     <w:r>
       <w:tab/>
       <w:tab/>
-      <w:t>2026-07-28</w:t>
+      <w:t>2026-07-29</w:t>
       <w:br/>
       <w:br/>
     </w:r>

--- a/klagomål/A 49573-2025 FSC-klagomål.docx
+++ b/klagomål/A 49573-2025 FSC-klagomål.docx
@@ -672,7 +672,7 @@
     <w:r>
       <w:tab/>
       <w:tab/>
-      <w:t>2026-07-29</w:t>
+      <w:t>2026-07-30</w:t>
       <w:br/>
       <w:br/>
     </w:r>

--- a/klagomål/A 49573-2025 FSC-klagomål.docx
+++ b/klagomål/A 49573-2025 FSC-klagomål.docx
@@ -672,7 +672,7 @@
     <w:r>
       <w:tab/>
       <w:tab/>
-      <w:t>2026-07-30</w:t>
+      <w:t>2026-07-31</w:t>
       <w:br/>
       <w:br/>
     </w:r>

--- a/klagomål/A 49573-2025 FSC-klagomål.docx
+++ b/klagomål/A 49573-2025 FSC-klagomål.docx
@@ -672,7 +672,7 @@
     <w:r>
       <w:tab/>
       <w:tab/>
-      <w:t>2026-07-31</w:t>
+      <w:t>2026-08-01</w:t>
       <w:br/>
       <w:br/>
     </w:r>

--- a/klagomål/A 49573-2025 FSC-klagomål.docx
+++ b/klagomål/A 49573-2025 FSC-klagomål.docx
@@ -672,7 +672,7 @@
     <w:r>
       <w:tab/>
       <w:tab/>
-      <w:t>2026-08-01</w:t>
+      <w:t>2026-08-02</w:t>
       <w:br/>
       <w:br/>
     </w:r>

--- a/klagomål/A 49573-2025 FSC-klagomål.docx
+++ b/klagomål/A 49573-2025 FSC-klagomål.docx
@@ -672,7 +672,7 @@
     <w:r>
       <w:tab/>
       <w:tab/>
-      <w:t>2026-08-02</w:t>
+      <w:t>2026-08-03</w:t>
       <w:br/>
       <w:br/>
     </w:r>

--- a/klagomål/A 49573-2025 FSC-klagomål.docx
+++ b/klagomål/A 49573-2025 FSC-klagomål.docx
@@ -672,7 +672,7 @@
     <w:r>
       <w:tab/>
       <w:tab/>
-      <w:t>2026-08-03</w:t>
+      <w:t>2026-08-04</w:t>
       <w:br/>
       <w:br/>
     </w:r>

--- a/klagomål/A 49573-2025 FSC-klagomål.docx
+++ b/klagomål/A 49573-2025 FSC-klagomål.docx
@@ -672,7 +672,7 @@
     <w:r>
       <w:tab/>
       <w:tab/>
-      <w:t>2026-08-04</w:t>
+      <w:t>2026-08-05</w:t>
       <w:br/>
       <w:br/>
     </w:r>

--- a/klagomål/A 49573-2025 FSC-klagomål.docx
+++ b/klagomål/A 49573-2025 FSC-klagomål.docx
@@ -672,7 +672,7 @@
     <w:r>
       <w:tab/>
       <w:tab/>
-      <w:t>2026-08-05</w:t>
+      <w:t>2026-08-07</w:t>
       <w:br/>
       <w:br/>
     </w:r>

--- a/klagomål/A 49573-2025 FSC-klagomål.docx
+++ b/klagomål/A 49573-2025 FSC-klagomål.docx
@@ -672,7 +672,7 @@
     <w:r>
       <w:tab/>
       <w:tab/>
-      <w:t>2026-08-07</w:t>
+      <w:t>2026-08-08</w:t>
       <w:br/>
       <w:br/>
     </w:r>

--- a/klagomål/A 49573-2025 FSC-klagomål.docx
+++ b/klagomål/A 49573-2025 FSC-klagomål.docx
@@ -178,7 +178,7 @@
       <w:r>
         <w:drawing>
           <wp:inline xmlns:a="http://schemas.openxmlformats.org/drawingml/2006/main" xmlns:pic="http://schemas.openxmlformats.org/drawingml/2006/picture">
-            <wp:extent cx="5212577" cy="5724000"/>
+            <wp:extent cx="5316829" cy="5724000"/>
             <wp:docPr id="1" name="Picture 1"/>
             <wp:cNvGraphicFramePr>
               <a:graphicFrameLocks noChangeAspect="1"/>
@@ -199,7 +199,7 @@
                   <pic:spPr>
                     <a:xfrm>
                       <a:off x="0" y="0"/>
-                      <a:ext cx="5212577" cy="5724000"/>
+                      <a:ext cx="5316829" cy="5724000"/>
                     </a:xfrm>
                     <a:prstGeom prst="rect"/>
                   </pic:spPr>
@@ -216,12 +216,12 @@
         <w:spacing w:after="240"/>
       </w:pPr>
       <w:r>
-        <w:t>Figur 1. Fyndplatser för naturvårdsarter inom 1 meter från avverkningsanmälan. Markörer utan svart kant är placerade på fyndplatsen. Markörer med svart kant är placerade vid sidan av fyndplatsen har ett svart streck som visar fyndplatsens exakta position. Kartans mittpunktskoordinat är N 6966334, E 414087 i SWEREF 99 TM.</w:t>
+        <w:t>Figur 1. Fyndplatser för naturvårdsarter i och inom 14 meter från avverkningsanmälan. Markörer utan svart kant är placerade på fyndplatsen. Markörer med svart kant är placerade vid sidan av fyndplatsen och har ett svart streck som visar fyndplatsens exakta position. Kartans mittpunktskoordinat är N 6966334, E 414087 i SWEREF 99 TM.</w:t>
       </w:r>
     </w:p>
     <w:p>
       <w:r>
-        <w:t>Inom 1 meter från avverkningsanmälan finns fynd av 1 naturvårdsarter, varav 1 är rödlistad och 1 är typisk (T): dvärgbägarlav (NT, T). Se Figur 1.</w:t>
+        <w:t>I och inom 14 meter från avverkningsanmälan finns fynd av 10 naturvårdsarter, varav 10 är rödlistade och 5 är typiska (T): kritporing (CR), gräddporing (VU, T), blanksvart spiklav (NT), blågrå svartspik (NT), dropptaggsvamp (NT, T), dvärgbägarlav (NT, T), kolflarnlav (NT, T), nordtagging (NT), vedflamlav (NT) och vedskivlav (NT, T). Se Figur 1.</w:t>
       </w:r>
     </w:p>
     <w:p>
@@ -244,7 +244,89 @@
     </w:p>
     <w:p>
       <w:r>
-        <w:t>Nedan följer beskrivningar av de naturvårdsarter och fridlysta arter som har sina livsmiljöer och växtplatser i den avverkningsanmälda skogen. De påträffade naturvårdsarterna är ett tydligt kvitto på att det rör sig om en skog med höga naturvärden.</w:t>
+        <w:t>Nedan följer beskrivningar av de naturvårdsarter och fridlysta arter som har sina livsmiljöer och växtplatser i den avverkningsanmälda skogen. Se även ytterligare artfakta i BILAGA 1. De påträffade naturvårdsarterna är ett tydligt kvitto på att det rör sig om en skog med höga naturvärden.</w:t>
+      </w:r>
+    </w:p>
+    <w:p>
+      <w:r>
+        <w:rPr>
+          <w:b/>
+        </w:rPr>
+        <w:t>Kritporing (CR)</w:t>
+      </w:r>
+      <w:r>
+        <w:t xml:space="preserve"> är rödlistad som “akut hotad” vilket innebär att den löper mycket stor risk att dö ut i vilt tillstånd inom en mycket nära framtid. Arten lever på en speciell sorts hård och kådgjuten tallved som det tar mycket lång tid att utveckla, troligen mer än 1000 år enligt Skogsstyrelsens bok </w:t>
+      </w:r>
+      <w:r>
+        <w:rPr>
+          <w:i/>
+        </w:rPr>
+        <w:t>Skyddsvärd skog</w:t>
+      </w:r>
+      <w:r>
+        <w:t xml:space="preserve"> som behandlar naturvårdsarter och andra kriterier för naturvärdesbedömning (Nitare &amp; Skogsstyrelsen, 2019).</w:t>
+      </w:r>
+    </w:p>
+    <w:p>
+      <w:r>
+        <w:rPr>
+          <w:b/>
+        </w:rPr>
+        <w:t>Gräddporing (VU)</w:t>
+      </w:r>
+      <w:r>
+        <w:t xml:space="preserve"> växer nästan enbart i urskogsartad barrskog på gamla, kraftigt murkna, grova och mossbelupna tallågor i något fuktiga och skuggiga lägen. Arten är placerad högst upp i Skogsstyrelsens värdepyramid för bedömning av skog med höga naturvärden och indikerar gamla och relativt orörda tallnaturskogar med höga naturvärden där det under låg tid kontinuerligt funnits inslag av grova tallågor. För att på sikt hejda artens vikande trend behöver merparten av gräddporingens nu kända växtplatser undantas från skogsbruk. Gräddporing är typisk art för </w:t>
+      </w:r>
+      <w:r>
+        <w:rPr>
+          <w:i/>
+        </w:rPr>
+        <w:t>9010 Taiga</w:t>
+      </w:r>
+      <w:r>
+        <w:t xml:space="preserve"> (SLU Artdatabanken, 2024; Nitare &amp; Skogsstyrelsen, 2019).</w:t>
+      </w:r>
+    </w:p>
+    <w:p>
+      <w:r>
+        <w:rPr>
+          <w:b/>
+        </w:rPr>
+        <w:t>Blanksvart spiklav (NT)</w:t>
+      </w:r>
+      <w:r>
+        <w:t xml:space="preserve"> förekommer på torr, hård, gammal kärnved men även på äldre ytved av tall i naturskogsartade bestånd med begränsad brandpåverkan och ostörd hydrologi. Skogsbruksåtgärder på eller i närheten av lokaler med blanksvart spiklav utgör ett hot. Naturskogsartade öppna tall- och barrblandskogar med blanksvart spiklav indikerar höga biologiska värden och bör bevaras (SLU Artdatabanken, 2024).</w:t>
+      </w:r>
+    </w:p>
+    <w:p>
+      <w:r>
+        <w:rPr>
+          <w:b/>
+        </w:rPr>
+        <w:t>Blågrå svartspik (NT)</w:t>
+      </w:r>
+      <w:r>
+        <w:t xml:space="preserve"> växer på torr, hård ved av gamla, solbelysta torrakor, högstubbar av tall och grova döda grenar på levande tallar i öppna bestånd av naturskogskaraktär. Nästan alltid rör det sig om tjärrika torrträd och högstubbar (töreved, keloträd) som kan vara en bra bit över hundra år, i vissa fall sannolikt hundratals år gamla. Skogsbruk är idag det allvarligaste hotet. Ett långsiktigt hot är att nybildningen av gamla torrakor och högstubbar är en långsam process vilken ofta är beroende av skogsbrand. Nytt substrat bildas numera sannolikt nästan inte alls då antalet naturliga skogsbränder har minskat drastiskt på grund av effektivare brandbekämpning. Döda träd som lämnas efter avverkning är inte lämpliga för arten, eftersom dessa träd inte varit utsatta för skogsbrand och bildat tjärrik ved. Skogsbruksåtgärder på eller i närheten av växtplatserna bör undvikas. Naturskogsartade skogar med förekomst av arten indikerar höga biologiska värden och bör bevaras. Blågrå svartspik har en mycket begränsad utbredning utanför de nordiska länderna varför dessa länder har ett speciellt ansvar för arten (SLU Artdatabanken, 2024).</w:t>
+      </w:r>
+    </w:p>
+    <w:p>
+      <w:r>
+        <w:rPr>
+          <w:b/>
+        </w:rPr>
+        <w:t>Dropptaggsvamp (NT)</w:t>
+      </w:r>
+      <w:r>
+        <w:t xml:space="preserve"> bildar mykorrhiza med tall, främst i barrskog med trädkontinuitet, i magra, torra och ljusöppna lavtallskogar och i barrblandskogar med friskmossor och lingon i fältskiktet. Den totala populationen i landet har minskat och bedöms fortsätta minska till följd av slutavverkningar av tallskog. Det är högst oklart om arten långsiktigt kan etablera och reproducera sig i skogsbestånd som brukas med trakthyggesmetoder, markberedning, gödsling eller föryngring med förädlat plantmaterial. Uppfyller kriterierna för att bli rödlistad på grund av ny kunskap som visar att en större andel av populationen än tidigare bedömt är knuten till kontinuitetsbarrskog. Minskningstakten för den svenska populationen bedöms vara nära gränsvärdet för Sårbar (VU). Dropptaggsvamp är typisk art för </w:t>
+      </w:r>
+      <w:r>
+        <w:rPr>
+          <w:i/>
+        </w:rPr>
+        <w:t xml:space="preserve">9010 Taiga </w:t>
+      </w:r>
+      <w:r>
+        <w:t>(SLU Artdatabanken, 2026).</w:t>
       </w:r>
     </w:p>
     <w:p>
@@ -265,6 +347,77 @@
       </w:r>
       <w:r>
         <w:t xml:space="preserve"> (SLU Artdatabanken, 2024; Nitare &amp; Skogsstyrelsen, 2019).</w:t>
+      </w:r>
+    </w:p>
+    <w:p>
+      <w:r>
+        <w:rPr>
+          <w:b/>
+        </w:rPr>
+        <w:t>Kolflarnlav (NT)</w:t>
+      </w:r>
+      <w:r>
+        <w:t xml:space="preserve"> är brandberoende och växer nästan uteslutande på kolad hård kärnved av tall. Etableringen verkar ske först 100–300 år efter brand och nytt substrat nybildas i mycket begränsad omfattning. Avverkning av tallskog av naturskogskaraktär med spår av återkommande bränder är ett hot och mängden lämplig ved att växa på för arten minskar dels på grund av naturlig nedbrytning men framförallt på grund av att det förstörs i samband med slutavverkningar, gallringar och markberedning. Såväl kolflarnlav som mörk kolflarnlav har glänsande bålfjäll och förekommer främst i tall- och blandbarrskogar av naturskogskaraktär med spår av återkommande bränder. Skogar som dessa hyser höga biologiska värden och bör skyddas. Kolflarnlav är typisk art för </w:t>
+      </w:r>
+      <w:r>
+        <w:rPr>
+          <w:i/>
+        </w:rPr>
+        <w:t>9010 Taiga</w:t>
+      </w:r>
+      <w:r>
+        <w:t xml:space="preserve"> (SLU Artdatabanken, 2024).</w:t>
+      </w:r>
+    </w:p>
+    <w:p>
+      <w:r>
+        <w:rPr>
+          <w:b/>
+        </w:rPr>
+        <w:t>Nordtagging (NT)</w:t>
+      </w:r>
+      <w:r>
+        <w:t xml:space="preserve"> växer främst på tallågor av grövre dimensioner och påträffas huvudsakligen i äldre skog som inte kalavverkats. Nordtaggingen missgynnas av att områden med äldre tallskog har minskat starkt. Bekämpning av skogsbränder, samtidigt som skogsbruket omvandlar naturligt glesa tallbestånd till likartade och betydligt tätare bestånd, har missgynnat arten. Bristen på gamla tallågor utgör på sikt ett allvarligt hot och återskapandet av lämpliga biotoper tar mycket lång tid. Områden med olikåldriga bestånd av tall och med stort inslag av äldre träd bör undantas från skoglig produktion (SLU Artdatabanken, 2024).</w:t>
+      </w:r>
+    </w:p>
+    <w:p>
+      <w:r>
+        <w:rPr>
+          <w:b/>
+        </w:rPr>
+        <w:t>Vedflamlav (NT)</w:t>
+      </w:r>
+      <w:r>
+        <w:t xml:space="preserve"> växer på gammal hård och torr, exponerad kärnved av tall, främst på högstubbar i ljusöppna lägen, t.ex. vid och på myrar, sjökanter, i glesa hällmarkskogar och i brandpräglade tallnaturskogar. Substratet nyskapas i begränsad omfattning och arten är en utmärkt indikator på höga naturvärden i denna skogstyp. Tall- och barrblandskogar med naturskogskaraktär och spår av bränder har ofta höga biologiska värden och bör skyddas. På vedflamlavens bål kan den sällsynta spiklaven/parasiten </w:t>
+      </w:r>
+      <w:r>
+        <w:rPr>
+          <w:i/>
+        </w:rPr>
+        <w:t>Calicium ramboldiicola</w:t>
+      </w:r>
+      <w:r>
+        <w:t xml:space="preserve"> (VU) påträffas (SLU Artdatabanken, 2026).</w:t>
+      </w:r>
+    </w:p>
+    <w:p>
+      <w:r>
+        <w:rPr>
+          <w:b/>
+        </w:rPr>
+        <w:t>Vedskivlav (NT)</w:t>
+      </w:r>
+      <w:r>
+        <w:t xml:space="preserve"> växer på gammal, torr, exponerad, hård kärnved av framförallt tall i naturskogsartade bestånd. Avverkning av tallskog av naturskogskaraktär med spår av återkommande bränder är ett hot. Mängden lämplig ved att växa på för vedskivlav minskar, dels på grund av naturlig nedbrytning men framförallt på grund av att de förstörs i samband med slutavverkningar, gallringar och markberedning. Tall- och blandbarrskogar av naturskogskaraktär med spår av återkommande bränder bör skyddas. Vedskivlav är typisk art för </w:t>
+      </w:r>
+      <w:r>
+        <w:rPr>
+          <w:i/>
+        </w:rPr>
+        <w:t>9010 Taiga</w:t>
+      </w:r>
+      <w:r>
+        <w:t xml:space="preserve"> (SLU Artdatabanken, 2024).</w:t>
       </w:r>
     </w:p>
     <w:p>
@@ -357,7 +510,7 @@
         <w:rPr>
           <w:i/>
         </w:rPr>
-        <w:t>I det avverkningsanmälda skogsområdet har 1 naturvårdsarter varav 1 rödlistade arter sina livsmiljöer och växtplatser.</w:t>
+        <w:t>I det avverkningsanmälda skogsområdet har 10 naturvårdsarter varav 10 rödlistade arter sina livsmiljöer och växtplatser.</w:t>
       </w:r>
     </w:p>
     <w:p>
@@ -544,6 +697,82 @@
         <w:t>I den avverkningsanmälda skogen har fridlysta arter sina livsmiljöer och växtplatser. Att skada de fridlysta arternas livsmiljöer, växtplatser eller ekologiska funktion är inte tillåtet enligt artskyddsförordningen</w:t>
       </w:r>
     </w:p>
+    <w:p>
+      <w:r>
+        <w:br w:type="page"/>
+      </w:r>
+    </w:p>
+    <w:p>
+      <w:pPr>
+        <w:pStyle w:val="Title"/>
+      </w:pPr>
+      <w:r>
+        <w:t>BILAGA 1 – Rödlistade arter</w:t>
+      </w:r>
+    </w:p>
+    <w:p>
+      <w:pPr>
+        <w:pStyle w:val="Heading1"/>
+      </w:pPr>
+      <w:r>
+        <w:t>Kritporing – ekologi samt krav på livsmiljön</w:t>
+      </w:r>
+    </w:p>
+    <w:p>
+      <w:r>
+        <w:t xml:space="preserve">Den akut hotade vedsvampen kritporing </w:t>
+      </w:r>
+      <w:r>
+        <w:rPr>
+          <w:i/>
+        </w:rPr>
+        <w:t>Resinoporia crassa</w:t>
+      </w:r>
+      <w:r>
+        <w:t xml:space="preserve"> (CR) växer bara på mycket gammal, hård grånad tallved efter träd som stått döda, barklösa och exponerade under lång tid innan de fallit (Nitare 2019). Kritporing är en av de allra främsta naturvärdesindikatorer för tallnaturskog med långvarig kontinuitet av gamla tallar samt kontinuitet på död tallved av en speciell naturvärdeskvalité som tar mycket lång tid att bildas, troligen mer än 1 000 år (Nitare &amp; Skogsstyrelsen, 2019).</w:t>
+      </w:r>
+    </w:p>
+    <w:p>
+      <w:r>
+        <w:t>Den totala populationen i landet bedöms ha minskat och minskar på grund av minskande tillgång på grova och gärna brända stammar av tall, som följd av mindre arealer tidigare icke kalavverkad skog och få skogsbränder. Avverkning och markberedning förstör merparten av kvarlämnad grov död ved och spolierar oftast livsmiljön för arten (SLU Artdatabanken 2021). I rödlistan klassas en art som akut hotad när den löper extremt stor risk att dö ut i vilt tillstånd. För att arten ska kunna överleva på lång sikt krävs stora landskap med intakta tallskogar som kan nybilda och kontinuerligt tillgodose artens behov av flera hundra år gamla substrat.</w:t>
+      </w:r>
+    </w:p>
+    <w:p>
+      <w:pPr>
+        <w:pStyle w:val="Heading2"/>
+      </w:pPr>
+      <w:r>
+        <w:t>Referenser – kritporing</w:t>
+      </w:r>
+    </w:p>
+    <w:p>
+      <w:r>
+        <w:t xml:space="preserve">Nitare, J., 2019. </w:t>
+      </w:r>
+      <w:r>
+        <w:rPr>
+          <w:i/>
+        </w:rPr>
+        <w:t xml:space="preserve">Skyddsvärd skog – Naturvårdsarter och andra kriterier för naturvärdesbedömning. </w:t>
+      </w:r>
+      <w:r>
+        <w:t>Skogsstyrelsen.</w:t>
+      </w:r>
+    </w:p>
+    <w:p>
+      <w:r>
+        <w:t xml:space="preserve">SLU Artdatabanken, 2021. </w:t>
+      </w:r>
+      <w:r>
+        <w:rPr>
+          <w:i/>
+        </w:rPr>
+        <w:t xml:space="preserve">Artfaktablad. Naturvård – artfakta. </w:t>
+      </w:r>
+      <w:r>
+        <w:t>SLU Artdatabanken, Uppsala</w:t>
+      </w:r>
+    </w:p>
     <w:sectPr>
       <w:headerReference w:type="even" r:id="rId8"/>
       <w:headerReference w:type="default" r:id="rId9"/>
@@ -672,7 +901,7 @@
     <w:r>
       <w:tab/>
       <w:tab/>
-      <w:t>2026-08-14</w:t>
+      <w:t>2026-08-15</w:t>
       <w:br/>
       <w:br/>
     </w:r>

--- a/klagomål/A 49573-2025 FSC-klagomål.docx
+++ b/klagomål/A 49573-2025 FSC-klagomål.docx
@@ -901,7 +901,7 @@
     <w:r>
       <w:tab/>
       <w:tab/>
-      <w:t>2026-08-15</w:t>
+      <w:t>2026-08-16</w:t>
       <w:br/>
       <w:br/>
     </w:r>

--- a/klagomål/A 49573-2025 FSC-klagomål.docx
+++ b/klagomål/A 49573-2025 FSC-klagomål.docx
@@ -901,7 +901,7 @@
     <w:r>
       <w:tab/>
       <w:tab/>
-      <w:t>2026-08-16</w:t>
+      <w:t>2026-08-17</w:t>
       <w:br/>
       <w:br/>
     </w:r>

--- a/klagomål/A 49573-2025 FSC-klagomål.docx
+++ b/klagomål/A 49573-2025 FSC-klagomål.docx
@@ -901,7 +901,7 @@
     <w:r>
       <w:tab/>
       <w:tab/>
-      <w:t>2026-08-17</w:t>
+      <w:t>2026-08-18</w:t>
       <w:br/>
       <w:br/>
     </w:r>

--- a/klagomål/A 49573-2025 FSC-klagomål.docx
+++ b/klagomål/A 49573-2025 FSC-klagomål.docx
@@ -901,7 +901,7 @@
     <w:r>
       <w:tab/>
       <w:tab/>
-      <w:t>2026-08-18</w:t>
+      <w:t>2026-08-19</w:t>
       <w:br/>
       <w:br/>
     </w:r>

--- a/klagomål/A 49573-2025 FSC-klagomål.docx
+++ b/klagomål/A 49573-2025 FSC-klagomål.docx
@@ -901,7 +901,7 @@
     <w:r>
       <w:tab/>
       <w:tab/>
-      <w:t>2026-08-19</w:t>
+      <w:t>2026-08-20</w:t>
       <w:br/>
       <w:br/>
     </w:r>

--- a/klagomål/A 49573-2025 FSC-klagomål.docx
+++ b/klagomål/A 49573-2025 FSC-klagomål.docx
@@ -901,7 +901,7 @@
     <w:r>
       <w:tab/>
       <w:tab/>
-      <w:t>2026-08-20</w:t>
+      <w:t>2026-08-21</w:t>
       <w:br/>
       <w:br/>
     </w:r>

--- a/klagomål/A 49573-2025 FSC-klagomål.docx
+++ b/klagomål/A 49573-2025 FSC-klagomål.docx
@@ -901,7 +901,7 @@
     <w:r>
       <w:tab/>
       <w:tab/>
-      <w:t>2026-08-21</w:t>
+      <w:t>2026-08-22</w:t>
       <w:br/>
       <w:br/>
     </w:r>

--- a/klagomål/A 49573-2025 FSC-klagomål.docx
+++ b/klagomål/A 49573-2025 FSC-klagomål.docx
@@ -901,7 +901,7 @@
     <w:r>
       <w:tab/>
       <w:tab/>
-      <w:t>2026-08-22</w:t>
+      <w:t>2026-08-23</w:t>
       <w:br/>
       <w:br/>
     </w:r>

--- a/klagomål/A 49573-2025 FSC-klagomål.docx
+++ b/klagomål/A 49573-2025 FSC-klagomål.docx
@@ -901,7 +901,7 @@
     <w:r>
       <w:tab/>
       <w:tab/>
-      <w:t>2026-08-23</w:t>
+      <w:t>2026-08-24</w:t>
       <w:br/>
       <w:br/>
     </w:r>

--- a/klagomål/A 49573-2025 FSC-klagomål.docx
+++ b/klagomål/A 49573-2025 FSC-klagomål.docx
@@ -901,7 +901,7 @@
     <w:r>
       <w:tab/>
       <w:tab/>
-      <w:t>2026-08-24</w:t>
+      <w:t>2026-08-25</w:t>
       <w:br/>
       <w:br/>
     </w:r>

--- a/klagomål/A 49573-2025 FSC-klagomål.docx
+++ b/klagomål/A 49573-2025 FSC-klagomål.docx
@@ -901,7 +901,7 @@
     <w:r>
       <w:tab/>
       <w:tab/>
-      <w:t>2026-08-25</w:t>
+      <w:t>2026-08-26</w:t>
       <w:br/>
       <w:br/>
     </w:r>

--- a/klagomål/A 49573-2025 FSC-klagomål.docx
+++ b/klagomål/A 49573-2025 FSC-klagomål.docx
@@ -901,7 +901,7 @@
     <w:r>
       <w:tab/>
       <w:tab/>
-      <w:t>2026-08-26</w:t>
+      <w:t>2026-08-27</w:t>
       <w:br/>
       <w:br/>
     </w:r>

--- a/klagomål/A 49573-2025 FSC-klagomål.docx
+++ b/klagomål/A 49573-2025 FSC-klagomål.docx
@@ -901,7 +901,7 @@
     <w:r>
       <w:tab/>
       <w:tab/>
-      <w:t>2026-08-27</w:t>
+      <w:t>2026-08-28</w:t>
       <w:br/>
       <w:br/>
     </w:r>

--- a/klagomål/A 49573-2025 FSC-klagomål.docx
+++ b/klagomål/A 49573-2025 FSC-klagomål.docx
@@ -901,7 +901,7 @@
     <w:r>
       <w:tab/>
       <w:tab/>
-      <w:t>2026-08-28</w:t>
+      <w:t>2026-08-29</w:t>
       <w:br/>
       <w:br/>
     </w:r>

--- a/klagomål/A 49573-2025 FSC-klagomål.docx
+++ b/klagomål/A 49573-2025 FSC-klagomål.docx
@@ -901,7 +901,7 @@
     <w:r>
       <w:tab/>
       <w:tab/>
-      <w:t>2026-08-29</w:t>
+      <w:t>2026-08-31</w:t>
       <w:br/>
       <w:br/>
     </w:r>

--- a/klagomål/A 49573-2025 FSC-klagomål.docx
+++ b/klagomål/A 49573-2025 FSC-klagomål.docx
@@ -901,7 +901,7 @@
     <w:r>
       <w:tab/>
       <w:tab/>
-      <w:t>2026-08-31</w:t>
+      <w:t>2026-09-01</w:t>
       <w:br/>
       <w:br/>
     </w:r>

--- a/klagomål/A 49573-2025 FSC-klagomål.docx
+++ b/klagomål/A 49573-2025 FSC-klagomål.docx
@@ -901,7 +901,7 @@
     <w:r>
       <w:tab/>
       <w:tab/>
-      <w:t>2026-09-01</w:t>
+      <w:t>2026-09-02</w:t>
       <w:br/>
       <w:br/>
     </w:r>

--- a/klagomål/A 49573-2025 FSC-klagomål.docx
+++ b/klagomål/A 49573-2025 FSC-klagomål.docx
@@ -901,7 +901,7 @@
     <w:r>
       <w:tab/>
       <w:tab/>
-      <w:t>2026-09-02</w:t>
+      <w:t>2026-09-03</w:t>
       <w:br/>
       <w:br/>
     </w:r>

--- a/klagomål/A 49573-2025 FSC-klagomål.docx
+++ b/klagomål/A 49573-2025 FSC-klagomål.docx
@@ -901,7 +901,7 @@
     <w:r>
       <w:tab/>
       <w:tab/>
-      <w:t>2026-09-03</w:t>
+      <w:t>2026-09-04</w:t>
       <w:br/>
       <w:br/>
     </w:r>

--- a/klagomål/A 49573-2025 FSC-klagomål.docx
+++ b/klagomål/A 49573-2025 FSC-klagomål.docx
@@ -901,7 +901,7 @@
     <w:r>
       <w:tab/>
       <w:tab/>
-      <w:t>2026-09-04</w:t>
+      <w:t>2026-09-05</w:t>
       <w:br/>
       <w:br/>
     </w:r>

--- a/klagomål/A 49573-2025 FSC-klagomål.docx
+++ b/klagomål/A 49573-2025 FSC-klagomål.docx
@@ -901,7 +901,7 @@
     <w:r>
       <w:tab/>
       <w:tab/>
-      <w:t>2026-09-05</w:t>
+      <w:t>2026-09-06</w:t>
       <w:br/>
       <w:br/>
     </w:r>

--- a/klagomål/A 49573-2025 FSC-klagomål.docx
+++ b/klagomål/A 49573-2025 FSC-klagomål.docx
@@ -901,7 +901,7 @@
     <w:r>
       <w:tab/>
       <w:tab/>
-      <w:t>2026-09-06</w:t>
+      <w:t>2026-09-07</w:t>
       <w:br/>
       <w:br/>
     </w:r>

--- a/klagomål/A 49573-2025 FSC-klagomål.docx
+++ b/klagomål/A 49573-2025 FSC-klagomål.docx
@@ -901,7 +901,7 @@
     <w:r>
       <w:tab/>
       <w:tab/>
-      <w:t>2026-09-07</w:t>
+      <w:t>2026-09-08</w:t>
       <w:br/>
       <w:br/>
     </w:r>

--- a/klagomål/A 49573-2025 FSC-klagomål.docx
+++ b/klagomål/A 49573-2025 FSC-klagomål.docx
@@ -901,7 +901,7 @@
     <w:r>
       <w:tab/>
       <w:tab/>
-      <w:t>2026-09-08</w:t>
+      <w:t>2026-09-09</w:t>
       <w:br/>
       <w:br/>
     </w:r>

--- a/klagomål/A 49573-2025 FSC-klagomål.docx
+++ b/klagomål/A 49573-2025 FSC-klagomål.docx
@@ -901,7 +901,7 @@
     <w:r>
       <w:tab/>
       <w:tab/>
-      <w:t>2026-09-09</w:t>
+      <w:t>2026-09-10</w:t>
       <w:br/>
       <w:br/>
     </w:r>

--- a/klagomål/A 49573-2025 FSC-klagomål.docx
+++ b/klagomål/A 49573-2025 FSC-klagomål.docx
@@ -901,7 +901,7 @@
     <w:r>
       <w:tab/>
       <w:tab/>
-      <w:t>2026-09-10</w:t>
+      <w:t>2026-09-11</w:t>
       <w:br/>
       <w:br/>
     </w:r>

--- a/klagomål/A 49573-2025 FSC-klagomål.docx
+++ b/klagomål/A 49573-2025 FSC-klagomål.docx
@@ -901,7 +901,7 @@
     <w:r>
       <w:tab/>
       <w:tab/>
-      <w:t>2026-09-11</w:t>
+      <w:t>2026-09-12</w:t>
       <w:br/>
       <w:br/>
     </w:r>

--- a/klagomål/A 49573-2025 FSC-klagomål.docx
+++ b/klagomål/A 49573-2025 FSC-klagomål.docx
@@ -901,7 +901,7 @@
     <w:r>
       <w:tab/>
       <w:tab/>
-      <w:t>2026-09-12</w:t>
+      <w:t>2026-09-13</w:t>
       <w:br/>
       <w:br/>
     </w:r>
